--- a/current-doc.docx
+++ b/current-doc.docx
@@ -48,7 +48,7 @@
       </w:pPr>
       <w:r>
         <w:rPr>
-          <w:rFonts w:eastAsia="Aptos" w:cs="Aptos" w:ascii="Aptos" w:hAnsi="Aptos"/>
+          <w:rFonts w:eastAsia="Aptos" w:cs="Aptos"/>
           <w:sz w:val="32"/>
           <w:szCs w:val="32"/>
         </w:rPr>
@@ -67,7 +67,7 @@
       </w:pPr>
       <w:r>
         <w:rPr>
-          <w:rFonts w:eastAsia="Aptos" w:cs="Aptos" w:ascii="Aptos" w:hAnsi="Aptos"/>
+          <w:rFonts w:eastAsia="Aptos" w:cs="Aptos"/>
           <w:sz w:val="32"/>
           <w:szCs w:val="32"/>
         </w:rPr>
@@ -86,7 +86,7 @@
       </w:pPr>
       <w:r>
         <w:rPr>
-          <w:rFonts w:eastAsia="Aptos" w:cs="Aptos" w:ascii="Aptos" w:hAnsi="Aptos"/>
+          <w:rFonts w:eastAsia="Aptos" w:cs="Aptos"/>
           <w:sz w:val="32"/>
           <w:szCs w:val="32"/>
         </w:rPr>
@@ -105,7 +105,7 @@
       </w:pPr>
       <w:r>
         <w:rPr>
-          <w:rFonts w:eastAsia="Aptos" w:cs="Aptos" w:ascii="Aptos" w:hAnsi="Aptos"/>
+          <w:rFonts w:eastAsia="Aptos" w:cs="Aptos"/>
           <w:sz w:val="32"/>
           <w:szCs w:val="32"/>
         </w:rPr>
@@ -125,7 +125,7 @@
       </w:pPr>
       <w:r>
         <w:rPr>
-          <w:rFonts w:eastAsia="Aptos" w:cs="Aptos" w:ascii="Aptos" w:hAnsi="Aptos"/>
+          <w:rFonts w:eastAsia="Aptos" w:cs="Aptos"/>
           <w:sz w:val="32"/>
           <w:szCs w:val="32"/>
           <w:lang w:val="en-US"/>
@@ -353,6 +353,7 @@
     <w:p>
       <w:pPr>
         <w:pStyle w:val="Normal"/>
+        <w:spacing w:before="0" w:after="160"/>
         <w:rPr/>
       </w:pPr>
       <w:r>
@@ -625,6 +626,7 @@
     <w:p>
       <w:pPr>
         <w:pStyle w:val="Normal"/>
+        <w:spacing w:before="0" w:after="160"/>
         <w:rPr/>
       </w:pPr>
       <w:r>
@@ -782,10 +784,18 @@
       <w:r>
         <w:rPr/>
         <w:drawing>
-          <wp:inline distT="0" distB="0" distL="0" distR="0">
-            <wp:extent cx="11887200" cy="7296150"/>
+          <wp:anchor behindDoc="0" distT="0" distB="0" distL="0" distR="0" simplePos="0" locked="0" layoutInCell="0" allowOverlap="1" relativeHeight="11">
+            <wp:simplePos x="0" y="0"/>
+            <wp:positionH relativeFrom="column">
+              <wp:align>center</wp:align>
+            </wp:positionH>
+            <wp:positionV relativeFrom="paragraph">
+              <wp:posOffset>635</wp:posOffset>
+            </wp:positionV>
+            <wp:extent cx="11887200" cy="7165340"/>
             <wp:effectExtent l="0" t="0" r="0" b="0"/>
-            <wp:docPr id="10" name="Image6"/>
+            <wp:wrapSquare wrapText="largest"/>
+            <wp:docPr id="10" name="Image1"/>
             <wp:cNvGraphicFramePr>
               <a:graphicFrameLocks xmlns:a="http://schemas.openxmlformats.org/drawingml/2006/main" noChangeAspect="1"/>
             </wp:cNvGraphicFramePr>
@@ -793,7 +803,7 @@
               <a:graphicData uri="http://schemas.openxmlformats.org/drawingml/2006/picture">
                 <pic:pic xmlns:pic="http://schemas.openxmlformats.org/drawingml/2006/picture">
                   <pic:nvPicPr>
-                    <pic:cNvPr id="10" name="Image6"/>
+                    <pic:cNvPr id="10" name="Image1"/>
                     <pic:cNvPicPr>
                       <a:picLocks noChangeAspect="1" noChangeArrowheads="1"/>
                     </pic:cNvPicPr>
@@ -807,7 +817,7 @@
                   <pic:spPr bwMode="auto">
                     <a:xfrm>
                       <a:off x="0" y="0"/>
-                      <a:ext cx="11887200" cy="7296150"/>
+                      <a:ext cx="11887200" cy="7165340"/>
                     </a:xfrm>
                     <a:prstGeom prst="rect">
                       <a:avLst/>
@@ -817,7 +827,7 @@
                 </pic:pic>
               </a:graphicData>
             </a:graphic>
-          </wp:inline>
+          </wp:anchor>
         </w:drawing>
       </w:r>
     </w:p>
@@ -1620,6 +1630,7 @@
     <w:qFormat/>
     <w:pPr>
       <w:widowControl/>
+      <w:suppressAutoHyphens w:val="true"/>
       <w:bidi w:val="0"/>
       <w:spacing w:lineRule="auto" w:line="278" w:before="0" w:after="160"/>
       <w:jc w:val="start"/>
